--- a/Assignments/Assignment 2/Assignment 3-Testing Sheet.docx
+++ b/Assignments/Assignment 2/Assignment 3-Testing Sheet.docx
@@ -80,8 +80,8 @@
         <w:tblLook w:val="04A0" w:firstRow="1" w:lastRow="0" w:firstColumn="1" w:lastColumn="0" w:noHBand="0" w:noVBand="1"/>
       </w:tblPr>
       <w:tblGrid>
-        <w:gridCol w:w="2687"/>
-        <w:gridCol w:w="6647"/>
+        <w:gridCol w:w="2640"/>
+        <w:gridCol w:w="6694"/>
       </w:tblGrid>
       <w:tr>
         <w:trPr>
@@ -131,6 +131,14 @@
               </w:rPr>
               <w:t xml:space="preserve"> </w:t>
             </w:r>
+            <w:r>
+              <w:rPr>
+                <w:bCs/>
+                <w:sz w:val="24"/>
+                <w:szCs w:val="24"/>
+              </w:rPr>
+              <w:t>Mohammed Nasser Alromaihi</w:t>
+            </w:r>
           </w:p>
         </w:tc>
       </w:tr>
@@ -177,6 +185,14 @@
               </w:rPr>
               <w:t xml:space="preserve"> </w:t>
             </w:r>
+            <w:r>
+              <w:rPr>
+                <w:bCs/>
+                <w:sz w:val="24"/>
+                <w:szCs w:val="24"/>
+              </w:rPr>
+              <w:t>202002029</w:t>
+            </w:r>
           </w:p>
         </w:tc>
       </w:tr>
@@ -222,6 +238,14 @@
                 <w:szCs w:val="24"/>
               </w:rPr>
               <w:t xml:space="preserve"> </w:t>
+            </w:r>
+            <w:r>
+              <w:rPr>
+                <w:bCs/>
+                <w:sz w:val="24"/>
+                <w:szCs w:val="24"/>
+              </w:rPr>
+              <w:t>ma2002029@qu.edu.qa</w:t>
             </w:r>
           </w:p>
         </w:tc>
@@ -352,7 +376,6 @@
         </w:rPr>
         <w:t xml:space="preserve">or </w:t>
       </w:r>
-      <w:proofErr w:type="gramStart"/>
       <w:r>
         <w:rPr>
           <w:b/>
@@ -362,19 +385,7 @@
           <w:szCs w:val="21"/>
           <w:highlight w:val="yellow"/>
         </w:rPr>
-        <w:t>Not</w:t>
-      </w:r>
-      <w:proofErr w:type="gramEnd"/>
-      <w:r>
-        <w:rPr>
-          <w:b/>
-          <w:i/>
-          <w:iCs/>
-          <w:sz w:val="21"/>
-          <w:szCs w:val="21"/>
-          <w:highlight w:val="yellow"/>
-        </w:rPr>
-        <w:t xml:space="preserve"> done</w:t>
+        <w:t>Not done</w:t>
       </w:r>
       <w:r>
         <w:rPr>
@@ -587,29 +598,7 @@
                 <w:sz w:val="24"/>
                 <w:szCs w:val="24"/>
               </w:rPr>
-              <w:t xml:space="preserve">Implemented the Product List Screen with the ability to the </w:t>
-            </w:r>
-            <w:proofErr w:type="gramStart"/>
-            <w:r>
-              <w:rPr>
-                <w:rFonts w:ascii="Garamond" w:hAnsi="Garamond"/>
-                <w:b w:val="0"/>
-                <w:bCs w:val="0"/>
-                <w:sz w:val="24"/>
-                <w:szCs w:val="24"/>
-              </w:rPr>
-              <w:t>Search ,</w:t>
-            </w:r>
-            <w:proofErr w:type="gramEnd"/>
-            <w:r>
-              <w:rPr>
-                <w:rFonts w:ascii="Garamond" w:hAnsi="Garamond"/>
-                <w:b w:val="0"/>
-                <w:bCs w:val="0"/>
-                <w:sz w:val="24"/>
-                <w:szCs w:val="24"/>
-              </w:rPr>
-              <w:t xml:space="preserve"> Filter and add to cart</w:t>
+              <w:t>Implemented the Product List Screen with the ability to the Search , Filter and add to cart</w:t>
             </w:r>
           </w:p>
           <w:p>
@@ -967,29 +956,7 @@
                 <w:sz w:val="24"/>
                 <w:szCs w:val="24"/>
               </w:rPr>
-              <w:t xml:space="preserve">Implemented the </w:t>
-            </w:r>
-            <w:proofErr w:type="spellStart"/>
-            <w:r>
-              <w:rPr>
-                <w:rFonts w:ascii="Garamond" w:hAnsi="Garamond"/>
-                <w:b w:val="0"/>
-                <w:bCs w:val="0"/>
-                <w:sz w:val="24"/>
-                <w:szCs w:val="24"/>
-              </w:rPr>
-              <w:t>ShellScreen</w:t>
-            </w:r>
-            <w:proofErr w:type="spellEnd"/>
-            <w:r>
-              <w:rPr>
-                <w:rFonts w:ascii="Garamond" w:hAnsi="Garamond"/>
-                <w:b w:val="0"/>
-                <w:bCs w:val="0"/>
-                <w:sz w:val="24"/>
-                <w:szCs w:val="24"/>
-              </w:rPr>
-              <w:t xml:space="preserve"> With the ability to toggle between screens  </w:t>
+              <w:t xml:space="preserve">Implemented the ShellScreen With the ability to toggle between screens  </w:t>
             </w:r>
           </w:p>
         </w:tc>
@@ -1157,6 +1124,14 @@
                 <w:szCs w:val="24"/>
               </w:rPr>
               <w:t xml:space="preserve"> </w:t>
+            </w:r>
+            <w:r>
+              <w:rPr>
+                <w:rFonts w:ascii="Garamond" w:hAnsi="Garamond"/>
+                <w:sz w:val="24"/>
+                <w:szCs w:val="24"/>
+              </w:rPr>
+              <w:t>Working</w:t>
             </w:r>
           </w:p>
         </w:tc>
@@ -1853,33 +1828,7 @@
           <w:sz w:val="22"/>
           <w:szCs w:val="22"/>
         </w:rPr>
-        <w:t xml:space="preserve">Complete and </w:t>
-      </w:r>
-      <w:proofErr w:type="gramStart"/>
-      <w:r>
-        <w:rPr>
-          <w:rFonts w:ascii="Calibri" w:hAnsi="Calibri"/>
-          <w:b/>
-          <w:bCs/>
-          <w:i/>
-          <w:iCs/>
-          <w:sz w:val="22"/>
-          <w:szCs w:val="22"/>
-        </w:rPr>
-        <w:t>Not</w:t>
-      </w:r>
-      <w:proofErr w:type="gramEnd"/>
-      <w:r>
-        <w:rPr>
-          <w:rFonts w:ascii="Calibri" w:hAnsi="Calibri"/>
-          <w:b/>
-          <w:bCs/>
-          <w:i/>
-          <w:iCs/>
-          <w:sz w:val="22"/>
-          <w:szCs w:val="22"/>
-        </w:rPr>
-        <w:t xml:space="preserve"> working </w:t>
+        <w:t xml:space="preserve">Complete and Not working </w:t>
       </w:r>
       <w:r>
         <w:rPr>
@@ -3877,6 +3826,15 @@
 </file>
 
 <file path=customXml/item2.xml><?xml version="1.0" encoding="utf-8"?>
+<?mso-contentType ?>
+<FormTemplates xmlns="http://schemas.microsoft.com/sharepoint/v3/contenttype/forms">
+  <Display>DocumentLibraryForm</Display>
+  <Edit>DocumentLibraryForm</Edit>
+  <New>DocumentLibraryForm</New>
+</FormTemplates>
+</file>
+
+<file path=customXml/item3.xml><?xml version="1.0" encoding="utf-8"?>
 <p:properties xmlns:p="http://schemas.microsoft.com/office/2006/metadata/properties" xmlns:xsi="http://www.w3.org/2001/XMLSchema-instance" xmlns:pc="http://schemas.microsoft.com/office/infopath/2007/PartnerControls">
   <documentManagement>
     <lcf76f155ced4ddcb4097134ff3c332f xmlns="579a0e85-d54c-48e2-b384-ad324b1bb320">
@@ -3885,15 +3843,6 @@
     <TaxCatchAll xmlns="49fd053f-4327-421e-8f65-09e2400a989c" xsi:nil="true"/>
   </documentManagement>
 </p:properties>
-</file>
-
-<file path=customXml/item3.xml><?xml version="1.0" encoding="utf-8"?>
-<?mso-contentType ?>
-<FormTemplates xmlns="http://schemas.microsoft.com/sharepoint/v3/contenttype/forms">
-  <Display>DocumentLibraryForm</Display>
-  <Edit>DocumentLibraryForm</Edit>
-  <New>DocumentLibraryForm</New>
-</FormTemplates>
 </file>
 
 <file path=customXml/itemProps1.xml><?xml version="1.0" encoding="utf-8"?>
@@ -3916,6 +3865,14 @@
 </file>
 
 <file path=customXml/itemProps2.xml><?xml version="1.0" encoding="utf-8"?>
+<ds:datastoreItem xmlns:ds="http://schemas.openxmlformats.org/officeDocument/2006/customXml" ds:itemID="{854B4E7F-1CF7-4782-B016-1A6EF9A84DF2}">
+  <ds:schemaRefs>
+    <ds:schemaRef ds:uri="http://schemas.microsoft.com/sharepoint/v3/contenttype/forms"/>
+  </ds:schemaRefs>
+</ds:datastoreItem>
+</file>
+
+<file path=customXml/itemProps3.xml><?xml version="1.0" encoding="utf-8"?>
 <ds:datastoreItem xmlns:ds="http://schemas.openxmlformats.org/officeDocument/2006/customXml" ds:itemID="{7A04FCC8-F3DE-4500-BC4F-8D8B06F425C3}">
   <ds:schemaRefs>
     <ds:schemaRef ds:uri="http://schemas.microsoft.com/office/2006/metadata/properties"/>
@@ -3924,12 +3881,4 @@
     <ds:schemaRef ds:uri="49fd053f-4327-421e-8f65-09e2400a989c"/>
   </ds:schemaRefs>
 </ds:datastoreItem>
-</file>
-
-<file path=customXml/itemProps3.xml><?xml version="1.0" encoding="utf-8"?>
-<ds:datastoreItem xmlns:ds="http://schemas.openxmlformats.org/officeDocument/2006/customXml" ds:itemID="{854B4E7F-1CF7-4782-B016-1A6EF9A84DF2}">
-  <ds:schemaRefs>
-    <ds:schemaRef ds:uri="http://schemas.microsoft.com/sharepoint/v3/contenttype/forms"/>
-  </ds:schemaRefs>
-</ds:datastoreItem>
 </file>